--- a/constitucion_sas_nova_bienestar/docx/06_Solicitud_de_inscripcion_de_libros_y_libro_de_accionistas.docx
+++ b/constitucion_sas_nova_bienestar/docx/06_Solicitud_de_inscripcion_de_libros_y_libro_de_accionistas.docx
@@ -246,14 +246,16 @@
         <w:jc w:val="center"/>
         <w:tblLayout w:type="fixed"/>
         <w:tblLook w:firstColumn="1" w:firstRow="1" w:lastColumn="0" w:lastRow="0" w:noHBand="0" w:noVBand="1" w:val="04A0"/>
+        <w:tblW w:w="9122" w:type="dxa"/>
+        <w:tblLayout w:type="fixed"/>
       </w:tblPr>
       <w:tblGrid>
-        <w:gridCol w:w="1520"/>
-        <w:gridCol w:w="1520"/>
-        <w:gridCol w:w="1520"/>
-        <w:gridCol w:w="1520"/>
-        <w:gridCol w:w="1520"/>
-        <w:gridCol w:w="1520"/>
+        <w:gridCol w:w="730"/>
+        <w:gridCol w:w="2372"/>
+        <w:gridCol w:w="1277"/>
+        <w:gridCol w:w="1277"/>
+        <w:gridCol w:w="1824"/>
+        <w:gridCol w:w="1642"/>
       </w:tblGrid>
       <w:tr>
         <w:tc>
@@ -1036,10 +1038,12 @@
         <w:jc w:val="center"/>
         <w:tblLayout w:type="fixed"/>
         <w:tblLook w:firstColumn="1" w:firstRow="1" w:lastColumn="0" w:lastRow="0" w:noHBand="0" w:noVBand="1" w:val="04A0"/>
+        <w:tblW w:w="9122" w:type="dxa"/>
+        <w:tblLayout w:type="fixed"/>
       </w:tblPr>
       <w:tblGrid>
-        <w:gridCol w:w="4561"/>
-        <w:gridCol w:w="4561"/>
+        <w:gridCol w:w="2737"/>
+        <w:gridCol w:w="6385"/>
       </w:tblGrid>
       <w:tr>
         <w:tc>
@@ -1331,14 +1335,16 @@
         <w:jc w:val="center"/>
         <w:tblLayout w:type="fixed"/>
         <w:tblLook w:firstColumn="1" w:firstRow="1" w:lastColumn="0" w:lastRow="0" w:noHBand="0" w:noVBand="1" w:val="04A0"/>
+        <w:tblW w:w="9123" w:type="dxa"/>
+        <w:tblLayout w:type="fixed"/>
       </w:tblPr>
       <w:tblGrid>
-        <w:gridCol w:w="1520"/>
-        <w:gridCol w:w="1520"/>
-        <w:gridCol w:w="1520"/>
-        <w:gridCol w:w="1520"/>
-        <w:gridCol w:w="1520"/>
-        <w:gridCol w:w="1520"/>
+        <w:gridCol w:w="2372"/>
+        <w:gridCol w:w="1824"/>
+        <w:gridCol w:w="1277"/>
+        <w:gridCol w:w="1460"/>
+        <w:gridCol w:w="1095"/>
+        <w:gridCol w:w="1095"/>
       </w:tblGrid>
       <w:tr>
         <w:tc>

--- a/constitucion_sas_nova_bienestar/docx/06_Solicitud_de_inscripcion_de_libros_y_libro_de_accionistas.docx
+++ b/constitucion_sas_nova_bienestar/docx/06_Solicitud_de_inscripcion_de_libros_y_libro_de_accionistas.docx
@@ -825,72 +825,9 @@
           <w:rFonts w:ascii="Times New Roman" w:hAnsi="Times New Roman"/>
           <w:b w:val="0"/>
           <w:i w:val="0"/>
-          <w:u w:val="single"/>
+          <w:u w:val="none"/>
         </w:rPr>
-        <w:t>_</w:t>
-      </w:r>
-      <w:r>
-        <w:rPr>
-          <w:rFonts w:ascii="Times New Roman" w:hAnsi="Times New Roman"/>
-          <w:b w:val="0"/>
-          <w:i w:val="0"/>
-          <w:u w:val="single"/>
-        </w:rPr>
-        <w:t>_</w:t>
-      </w:r>
-      <w:r>
-        <w:rPr>
-          <w:rFonts w:ascii="Times New Roman" w:hAnsi="Times New Roman"/>
-          <w:b w:val="0"/>
-          <w:i w:val="0"/>
-          <w:u w:val="single"/>
-        </w:rPr>
-        <w:t>_</w:t>
-      </w:r>
-      <w:r>
-        <w:rPr>
-          <w:rFonts w:ascii="Times New Roman" w:hAnsi="Times New Roman"/>
-          <w:b w:val="0"/>
-          <w:i w:val="0"/>
-          <w:u w:val="single"/>
-        </w:rPr>
-        <w:t>_</w:t>
-      </w:r>
-      <w:r>
-        <w:rPr>
-          <w:rFonts w:ascii="Times New Roman" w:hAnsi="Times New Roman"/>
-          <w:b w:val="0"/>
-          <w:i w:val="0"/>
-          <w:u w:val="single"/>
-        </w:rPr>
-        <w:t>_</w:t>
-      </w:r>
-      <w:r>
-        <w:rPr>
-          <w:rFonts w:ascii="Times New Roman" w:hAnsi="Times New Roman"/>
-          <w:b w:val="0"/>
-          <w:i w:val="0"/>
-          <w:u w:val="single"/>
-        </w:rPr>
-        <w:t>_</w:t>
-      </w:r>
-      <w:r>
-        <w:rPr>
-          <w:rFonts w:ascii="Times New Roman" w:hAnsi="Times New Roman"/>
-          <w:b w:val="0"/>
-          <w:i w:val="0"/>
-          <w:u w:val="single"/>
-        </w:rPr>
-        <w:t>_</w:t>
-      </w:r>
-      <w:r>
-        <w:rPr>
-          <w:rFonts w:ascii="Times New Roman" w:hAnsi="Times New Roman"/>
-          <w:b w:val="0"/>
-          <w:i w:val="0"/>
-          <w:u w:val="single"/>
-        </w:rPr>
-        <w:t>_</w:t>
+        <w:t>________________________________________</w:t>
       </w:r>
     </w:p>
     <w:p>
@@ -1970,72 +1907,9 @@
           <w:rFonts w:ascii="Times New Roman" w:hAnsi="Times New Roman"/>
           <w:b w:val="0"/>
           <w:i w:val="0"/>
-          <w:u w:val="single"/>
+          <w:u w:val="none"/>
         </w:rPr>
-        <w:t>_</w:t>
-      </w:r>
-      <w:r>
-        <w:rPr>
-          <w:rFonts w:ascii="Times New Roman" w:hAnsi="Times New Roman"/>
-          <w:b w:val="0"/>
-          <w:i w:val="0"/>
-          <w:u w:val="single"/>
-        </w:rPr>
-        <w:t>_</w:t>
-      </w:r>
-      <w:r>
-        <w:rPr>
-          <w:rFonts w:ascii="Times New Roman" w:hAnsi="Times New Roman"/>
-          <w:b w:val="0"/>
-          <w:i w:val="0"/>
-          <w:u w:val="single"/>
-        </w:rPr>
-        <w:t>_</w:t>
-      </w:r>
-      <w:r>
-        <w:rPr>
-          <w:rFonts w:ascii="Times New Roman" w:hAnsi="Times New Roman"/>
-          <w:b w:val="0"/>
-          <w:i w:val="0"/>
-          <w:u w:val="single"/>
-        </w:rPr>
-        <w:t>_</w:t>
-      </w:r>
-      <w:r>
-        <w:rPr>
-          <w:rFonts w:ascii="Times New Roman" w:hAnsi="Times New Roman"/>
-          <w:b w:val="0"/>
-          <w:i w:val="0"/>
-          <w:u w:val="single"/>
-        </w:rPr>
-        <w:t>_</w:t>
-      </w:r>
-      <w:r>
-        <w:rPr>
-          <w:rFonts w:ascii="Times New Roman" w:hAnsi="Times New Roman"/>
-          <w:b w:val="0"/>
-          <w:i w:val="0"/>
-          <w:u w:val="single"/>
-        </w:rPr>
-        <w:t>_</w:t>
-      </w:r>
-      <w:r>
-        <w:rPr>
-          <w:rFonts w:ascii="Times New Roman" w:hAnsi="Times New Roman"/>
-          <w:b w:val="0"/>
-          <w:i w:val="0"/>
-          <w:u w:val="single"/>
-        </w:rPr>
-        <w:t>_</w:t>
-      </w:r>
-      <w:r>
-        <w:rPr>
-          <w:rFonts w:ascii="Times New Roman" w:hAnsi="Times New Roman"/>
-          <w:b w:val="0"/>
-          <w:i w:val="0"/>
-          <w:u w:val="single"/>
-        </w:rPr>
-        <w:t>_</w:t>
+        <w:t>________________________________________</w:t>
       </w:r>
     </w:p>
     <w:p>

--- a/constitucion_sas_nova_bienestar/docx/06_Solicitud_de_inscripcion_de_libros_y_libro_de_accionistas.docx
+++ b/constitucion_sas_nova_bienestar/docx/06_Solicitud_de_inscripcion_de_libros_y_libro_de_accionistas.docx
@@ -119,7 +119,7 @@
           <w:i w:val="0"/>
           <w:u w:val="none"/>
         </w:rPr>
-        <w:t xml:space="preserve"> Solicitud de inscripción de los libros de comercio sujetos a registro — </w:t>
+        <w:t xml:space="preserve"> Solicitud de inscripción de los libros de comercio sujetos a registro, </w:t>
       </w:r>
       <w:r>
         <w:rPr>
@@ -928,7 +928,7 @@
           <w:sz w:val="24"/>
           <w:u w:val="none"/>
         </w:rPr>
-        <w:t>NOVA BIENESTAR INTEGRAL S.A.S. — Folio n.º 1</w:t>
+        <w:t>NOVA BIENESTAR INTEGRAL S.A.S. Folio n.º 1</w:t>
       </w:r>
     </w:p>
     <w:p>
@@ -965,7 +965,7 @@
           <w:sz w:val="24"/>
           <w:u w:val="none"/>
         </w:rPr>
-        <w:t>Inscripción n.º 1 — Suscripción inicial de acciones</w:t>
+        <w:t>Inscripción n.º 1. Suscripción inicial de acciones</w:t>
       </w:r>
     </w:p>
     <w:tbl>
@@ -2081,7 +2081,7 @@
         <w:color w:val="555555"/>
         <w:sz w:val="16"/>
       </w:rPr>
-      <w:t>NOVA BIENESTAR INTEGRAL S.A.S. — Inscripción de libros de comercio</w:t>
+      <w:t>NOVA BIENESTAR INTEGRAL S.A.S. Inscripción de libros de comercio</w:t>
     </w:r>
   </w:p>
 </w:hdr>
